--- a/exercises/hw1.docx
+++ b/exercises/hw1.docx
@@ -1,6 +1,6 @@
 
 <file path=word/document.xml><?xml version="1.0" encoding="utf-8"?>
-<w:document xmlns:wpc="http://schemas.microsoft.com/office/word/2010/wordprocessingCanvas" xmlns:cx="http://schemas.microsoft.com/office/drawing/2014/chartex" xmlns:cx1="http://schemas.microsoft.com/office/drawing/2015/9/8/chartex" xmlns:cx2="http://schemas.microsoft.com/office/drawing/2015/10/21/chartex" xmlns:cx3="http://schemas.microsoft.com/office/drawing/2016/5/9/chartex" xmlns:cx4="http://schemas.microsoft.com/office/drawing/2016/5/10/chartex" xmlns:cx5="http://schemas.microsoft.com/office/drawing/2016/5/11/chartex" xmlns:cx6="http://schemas.microsoft.com/office/drawing/2016/5/12/chartex" xmlns:cx7="http://schemas.microsoft.com/office/drawing/2016/5/13/chartex" xmlns:cx8="http://schemas.microsoft.com/office/drawing/2016/5/14/chartex" xmlns:mc="http://schemas.openxmlformats.org/markup-compatibility/2006" xmlns:aink="http://schemas.microsoft.com/office/drawing/2016/ink" xmlns:am3d="http://schemas.microsoft.com/office/drawing/2017/model3d" xmlns:o="urn:schemas-microsoft-com:office:office" xmlns:oel="http://schemas.microsoft.com/office/2019/extlst" xmlns:r="http://schemas.openxmlformats.org/officeDocument/2006/relationships" xmlns:m="http://schemas.openxmlformats.org/officeDocument/2006/math" xmlns:v="urn:schemas-microsoft-com:vml" xmlns:wp14="http://schemas.microsoft.com/office/word/2010/wordprocessingDrawing" xmlns:wp="http://schemas.openxmlformats.org/drawingml/2006/wordprocessingDrawing" xmlns:w10="urn:schemas-microsoft-com:office:word" xmlns:w="http://schemas.openxmlformats.org/wordprocessingml/2006/main" xmlns:w14="http://schemas.microsoft.com/office/word/2010/wordml" xmlns:w15="http://schemas.microsoft.com/office/word/2012/wordml" xmlns:w16cex="http://schemas.microsoft.com/office/word/2018/wordml/cex" xmlns:w16cid="http://schemas.microsoft.com/office/word/2016/wordml/cid" xmlns:w16="http://schemas.microsoft.com/office/word/2018/wordml" xmlns:w16du="http://schemas.microsoft.com/office/word/2023/wordml/word16du" xmlns:w16sdtdh="http://schemas.microsoft.com/office/word/2020/wordml/sdtdatahash" xmlns:w16sdtfl="http://schemas.microsoft.com/office/word/2024/wordml/sdtformatlock" xmlns:w16se="http://schemas.microsoft.com/office/word/2015/wordml/symex" xmlns:wpg="http://schemas.microsoft.com/office/word/2010/wordprocessingGroup" xmlns:wpi="http://schemas.microsoft.com/office/word/2010/wordprocessingInk" xmlns:wne="http://schemas.microsoft.com/office/word/2006/wordml" xmlns:wps="http://schemas.microsoft.com/office/word/2010/wordprocessingShape" mc:Ignorable="w14 w15 w16se w16cid w16 w16cex w16sdtdh w16sdtfl w16du wp14">
+<w:document xmlns:wpc="http://schemas.microsoft.com/office/word/2010/wordprocessingCanvas" xmlns:cx="http://schemas.microsoft.com/office/drawing/2014/chartex" xmlns:cx1="http://schemas.microsoft.com/office/drawing/2015/9/8/chartex" xmlns:cx2="http://schemas.microsoft.com/office/drawing/2015/10/21/chartex" xmlns:cx3="http://schemas.microsoft.com/office/drawing/2016/5/9/chartex" xmlns:cx4="http://schemas.microsoft.com/office/drawing/2016/5/10/chartex" xmlns:cx5="http://schemas.microsoft.com/office/drawing/2016/5/11/chartex" xmlns:cx6="http://schemas.microsoft.com/office/drawing/2016/5/12/chartex" xmlns:cx7="http://schemas.microsoft.com/office/drawing/2016/5/13/chartex" xmlns:cx8="http://schemas.microsoft.com/office/drawing/2016/5/14/chartex" xmlns:mc="http://schemas.openxmlformats.org/markup-compatibility/2006" xmlns:m="http://schemas.openxmlformats.org/officeDocument/2006/math" xmlns:aink="http://schemas.microsoft.com/office/drawing/2016/ink" xmlns:am3d="http://schemas.microsoft.com/office/drawing/2017/model3d" xmlns:oel="http://schemas.microsoft.com/office/2019/extlst" xmlns:r="http://schemas.openxmlformats.org/officeDocument/2006/relationships" xmlns:wp14="http://schemas.microsoft.com/office/word/2010/wordprocessingDrawing" xmlns:wp="http://schemas.openxmlformats.org/drawingml/2006/wordprocessingDrawing" xmlns:wpg="http://schemas.microsoft.com/office/word/2010/wordprocessingGroup" xmlns:wpi="http://schemas.microsoft.com/office/word/2010/wordprocessingInk" xmlns:wps="http://schemas.microsoft.com/office/word/2010/wordprocessingShape" xmlns:o="urn:schemas-microsoft-com:office:office" xmlns:v="urn:schemas-microsoft-com:vml" xmlns:w10="urn:schemas-microsoft-com:office:word" xmlns:w="http://schemas.openxmlformats.org/wordprocessingml/2006/main" xmlns:w14="http://schemas.microsoft.com/office/word/2010/wordml" xmlns:w15="http://schemas.microsoft.com/office/word/2012/wordml" xmlns:w16cex="http://schemas.microsoft.com/office/word/2018/wordml/cex" xmlns:w16cid="http://schemas.microsoft.com/office/word/2016/wordml/cid" xmlns:w16="http://schemas.microsoft.com/office/word/2018/wordml" xmlns:w16sdtdh="http://schemas.microsoft.com/office/word/2020/wordml/sdtdatahash" xmlns:w16sdtfl="http://schemas.microsoft.com/office/word/2024/wordml/sdtformatlock" xmlns:w16se="http://schemas.microsoft.com/office/word/2015/wordml/symex" xmlns:w16du="http://schemas.microsoft.com/office/word/2023/wordml/word16du" xmlns:wne="http://schemas.microsoft.com/office/word/2006/wordml" mc:Ignorable="w14 w15 w16se w16cid w16 w16cex w16sdtdh w16sdtfl w16du wp14">
   <w:body>
     <w:p>
       <w:pPr>
@@ -155,87 +155,7 @@
           <w:sz w:val="22"/>
           <w:szCs w:val="22"/>
         </w:rPr>
-        <w:t>Please submit a</w:t>
-      </w:r>
-      <w:r>
-        <w:rPr>
-          <w:rFonts w:ascii="Arial" w:hAnsi="Arial" w:cs="Arial"/>
-          <w:sz w:val="22"/>
-          <w:szCs w:val="22"/>
-        </w:rPr>
-        <w:t>n</w:t>
-      </w:r>
-      <w:r>
-        <w:rPr>
-          <w:rFonts w:ascii="Arial" w:hAnsi="Arial" w:cs="Arial"/>
-          <w:sz w:val="22"/>
-          <w:szCs w:val="22"/>
-        </w:rPr>
-        <w:t xml:space="preserve"> .html file and the R Markdown code used to generate it. </w:t>
-      </w:r>
-      <w:r>
-        <w:rPr>
-          <w:rFonts w:ascii="Arial" w:hAnsi="Arial" w:cs="Arial"/>
-          <w:sz w:val="22"/>
-          <w:szCs w:val="22"/>
-        </w:rPr>
-        <w:t>Failure to submit both files will lead to deductions</w:t>
-      </w:r>
-      <w:r>
-        <w:rPr>
-          <w:rFonts w:ascii="Arial" w:hAnsi="Arial" w:cs="Arial"/>
-          <w:sz w:val="22"/>
-          <w:szCs w:val="22"/>
-        </w:rPr>
-        <w:t xml:space="preserve"> to your</w:t>
-      </w:r>
-      <w:r>
-        <w:rPr>
-          <w:rFonts w:ascii="Arial" w:hAnsi="Arial" w:cs="Arial"/>
-          <w:sz w:val="22"/>
-          <w:szCs w:val="22"/>
-        </w:rPr>
-        <w:t xml:space="preserve"> score</w:t>
-      </w:r>
-      <w:r>
-        <w:rPr>
-          <w:rFonts w:ascii="Arial" w:hAnsi="Arial" w:cs="Arial"/>
-          <w:sz w:val="22"/>
-          <w:szCs w:val="22"/>
-        </w:rPr>
-        <w:t>.</w:t>
-      </w:r>
-    </w:p>
-    <w:p>
-      <w:pPr>
-        <w:rPr>
-          <w:rFonts w:ascii="Arial" w:hAnsi="Arial" w:cs="Arial"/>
-          <w:b/>
-          <w:bCs/>
-          <w:sz w:val="22"/>
-          <w:szCs w:val="22"/>
-        </w:rPr>
-      </w:pPr>
-    </w:p>
-    <w:p>
-      <w:pPr>
-        <w:rPr>
-          <w:rFonts w:ascii="Arial" w:hAnsi="Arial" w:cs="Arial"/>
-          <w:b/>
-          <w:bCs/>
-          <w:sz w:val="22"/>
-          <w:szCs w:val="22"/>
-        </w:rPr>
-      </w:pPr>
-      <w:r>
-        <w:rPr>
-          <w:rFonts w:ascii="Arial" w:hAnsi="Arial" w:cs="Arial"/>
-          <w:b/>
-          <w:bCs/>
-          <w:sz w:val="22"/>
-          <w:szCs w:val="22"/>
-        </w:rPr>
-        <w:t>Coding</w:t>
+        <w:t>Please submit your write-up as an HTML report. Include all discussion text and code directly in this report. Ensure that your mosaic visualizations render properly when opening the HTML from localhost.</w:t>
       </w:r>
     </w:p>
     <w:p>
@@ -266,39 +186,7 @@
           <w:sz w:val="22"/>
           <w:szCs w:val="22"/>
         </w:rPr>
-        <w:t>NYC Flights</w:t>
-      </w:r>
-      <w:r>
-        <w:rPr>
-          <w:rFonts w:ascii="Arial" w:hAnsi="Arial" w:cs="Arial"/>
-          <w:sz w:val="22"/>
-          <w:szCs w:val="22"/>
-        </w:rPr>
-        <w:t xml:space="preserve"> [</w:t>
-      </w:r>
-      <w:r>
-        <w:rPr>
-          <w:rFonts w:ascii="Arial" w:hAnsi="Arial" w:cs="Arial"/>
-          <w:sz w:val="22"/>
-          <w:szCs w:val="22"/>
-        </w:rPr>
-        <w:t>2</w:t>
-      </w:r>
-      <w:r>
-        <w:rPr>
-          <w:rFonts w:ascii="Arial" w:hAnsi="Arial" w:cs="Arial"/>
-          <w:sz w:val="22"/>
-          <w:szCs w:val="22"/>
-        </w:rPr>
-        <w:t xml:space="preserve"> points</w:t>
-      </w:r>
-      <w:r>
-        <w:rPr>
-          <w:rFonts w:ascii="Arial" w:hAnsi="Arial" w:cs="Arial"/>
-          <w:sz w:val="22"/>
-          <w:szCs w:val="22"/>
-        </w:rPr>
-        <w:t>]</w:t>
+        <w:t>NYC Flights [2 points]</w:t>
       </w:r>
     </w:p>
     <w:p>
@@ -336,21 +224,63 @@
           <w:szCs w:val="22"/>
         </w:rPr>
       </w:pPr>
-      <w:r>
-        <w:rPr>
-          <w:rFonts w:ascii="Arial" w:hAnsi="Arial" w:cs="Arial"/>
-          <w:sz w:val="22"/>
-          <w:szCs w:val="22"/>
-        </w:rPr>
-        <w:t>Pokemon</w:t>
-      </w:r>
-      <w:r>
-        <w:rPr>
-          <w:rFonts w:ascii="Arial" w:hAnsi="Arial" w:cs="Arial"/>
-          <w:sz w:val="22"/>
-          <w:szCs w:val="22"/>
-        </w:rPr>
-        <w:t xml:space="preserve"> [3 points]</w:t>
+      <w:proofErr w:type="spellStart"/>
+      <w:r>
+        <w:rPr>
+          <w:rFonts w:ascii="Arial" w:hAnsi="Arial" w:cs="Arial"/>
+          <w:sz w:val="22"/>
+          <w:szCs w:val="22"/>
+        </w:rPr>
+        <w:t>Pok</w:t>
+      </w:r>
+      <w:r>
+        <w:rPr>
+          <w:rFonts w:ascii="Arial" w:hAnsi="Arial" w:cs="Arial"/>
+          <w:sz w:val="22"/>
+          <w:szCs w:val="22"/>
+        </w:rPr>
+        <w:t>e</w:t>
+      </w:r>
+      <w:r>
+        <w:rPr>
+          <w:rFonts w:ascii="Arial" w:hAnsi="Arial" w:cs="Arial"/>
+          <w:sz w:val="22"/>
+          <w:szCs w:val="22"/>
+        </w:rPr>
+        <w:t>mon</w:t>
+      </w:r>
+      <w:proofErr w:type="spellEnd"/>
+      <w:r>
+        <w:rPr>
+          <w:rFonts w:ascii="Arial" w:hAnsi="Arial" w:cs="Arial"/>
+          <w:sz w:val="22"/>
+          <w:szCs w:val="22"/>
+        </w:rPr>
+        <w:t xml:space="preserve"> [</w:t>
+      </w:r>
+      <w:r>
+        <w:rPr>
+          <w:rFonts w:ascii="Arial" w:hAnsi="Arial" w:cs="Arial"/>
+          <w:sz w:val="22"/>
+          <w:szCs w:val="22"/>
+        </w:rPr>
+        <w:t>3</w:t>
+      </w:r>
+      <w:r>
+        <w:rPr>
+          <w:rFonts w:ascii="Arial" w:hAnsi="Arial" w:cs="Arial"/>
+          <w:sz w:val="22"/>
+          <w:szCs w:val="22"/>
+        </w:rPr>
+        <w:t xml:space="preserve"> </w:t>
+      </w:r>
+      <w:r>
+        <w:rPr>
+          <w:rFonts w:ascii="Arial" w:hAnsi="Arial" w:cs="Arial"/>
+          <w:sz w:val="22"/>
+          <w:szCs w:val="22"/>
+        </w:rPr>
+        <w:t>points]</w:t>
       </w:r>
     </w:p>
     <w:p>
@@ -372,23 +302,23 @@
           <w:sz w:val="22"/>
           <w:szCs w:val="22"/>
         </w:rPr>
-        <w:t>Gene Expression Faceting [</w:t>
-      </w:r>
-      <w:r>
-        <w:rPr>
-          <w:rFonts w:ascii="Arial" w:hAnsi="Arial" w:cs="Arial"/>
-          <w:sz w:val="22"/>
-          <w:szCs w:val="22"/>
-        </w:rPr>
-        <w:t>3</w:t>
-      </w:r>
-      <w:r>
-        <w:rPr>
-          <w:rFonts w:ascii="Arial" w:hAnsi="Arial" w:cs="Arial"/>
-          <w:sz w:val="22"/>
-          <w:szCs w:val="22"/>
-        </w:rPr>
-        <w:t xml:space="preserve"> points]</w:t>
+        <w:t>California Wildfires Alternative</w:t>
+      </w:r>
+      <w:r>
+        <w:rPr>
+          <w:rFonts w:ascii="Arial" w:hAnsi="Arial" w:cs="Arial"/>
+          <w:sz w:val="22"/>
+          <w:szCs w:val="22"/>
+        </w:rPr>
+        <w:t>s</w:t>
+      </w:r>
+      <w:r>
+        <w:rPr>
+          <w:rFonts w:ascii="Arial" w:hAnsi="Arial" w:cs="Arial"/>
+          <w:sz w:val="22"/>
+          <w:szCs w:val="22"/>
+        </w:rPr>
+        <w:t xml:space="preserve"> [3 points]</w:t>
       </w:r>
     </w:p>
     <w:p>
@@ -410,70 +340,15 @@
           <w:sz w:val="22"/>
           <w:szCs w:val="22"/>
         </w:rPr>
-        <w:t>Visual Redesign [</w:t>
-      </w:r>
-      <w:r>
-        <w:rPr>
-          <w:rFonts w:ascii="Arial" w:hAnsi="Arial" w:cs="Arial"/>
-          <w:sz w:val="22"/>
-          <w:szCs w:val="22"/>
-        </w:rPr>
-        <w:t>4</w:t>
-      </w:r>
-      <w:r>
-        <w:rPr>
-          <w:rFonts w:ascii="Arial" w:hAnsi="Arial" w:cs="Arial"/>
-          <w:sz w:val="22"/>
-          <w:szCs w:val="22"/>
-        </w:rPr>
-        <w:t xml:space="preserve"> points]</w:t>
-      </w:r>
-    </w:p>
-    <w:p>
-      <w:pPr>
-        <w:rPr>
-          <w:rFonts w:ascii="Arial" w:hAnsi="Arial" w:cs="Arial"/>
-          <w:sz w:val="22"/>
-          <w:szCs w:val="22"/>
-        </w:rPr>
-      </w:pPr>
-    </w:p>
-    <w:p>
-      <w:pPr>
-        <w:rPr>
-          <w:rFonts w:ascii="Arial" w:hAnsi="Arial" w:cs="Arial"/>
-          <w:b/>
-          <w:bCs/>
-          <w:sz w:val="22"/>
-          <w:szCs w:val="22"/>
-        </w:rPr>
-      </w:pPr>
-      <w:r>
-        <w:rPr>
-          <w:rFonts w:ascii="Arial" w:hAnsi="Arial" w:cs="Arial"/>
-          <w:b/>
-          <w:bCs/>
-          <w:sz w:val="22"/>
-          <w:szCs w:val="22"/>
-        </w:rPr>
-        <w:t>Discussion</w:t>
-      </w:r>
-    </w:p>
-    <w:p>
-      <w:pPr>
-        <w:rPr>
-          <w:rFonts w:ascii="Arial" w:hAnsi="Arial" w:cs="Arial"/>
-          <w:sz w:val="22"/>
-          <w:szCs w:val="22"/>
-        </w:rPr>
-      </w:pPr>
+        <w:t>ggplot2 Flipbook [3 points]</w:t>
+      </w:r>
     </w:p>
     <w:p>
       <w:pPr>
         <w:pStyle w:val="ListParagraph"/>
         <w:numPr>
           <w:ilvl w:val="0"/>
-          <w:numId w:val="3"/>
+          <w:numId w:val="2"/>
         </w:numPr>
         <w:rPr>
           <w:rFonts w:ascii="Arial" w:hAnsi="Arial" w:cs="Arial"/>
@@ -487,23 +362,7 @@
           <w:sz w:val="22"/>
           <w:szCs w:val="22"/>
         </w:rPr>
-        <w:t>California Wildfires Alternative</w:t>
-      </w:r>
-      <w:r>
-        <w:rPr>
-          <w:rFonts w:ascii="Arial" w:hAnsi="Arial" w:cs="Arial"/>
-          <w:sz w:val="22"/>
-          <w:szCs w:val="22"/>
-        </w:rPr>
-        <w:t>s</w:t>
-      </w:r>
-      <w:r>
-        <w:rPr>
-          <w:rFonts w:ascii="Arial" w:hAnsi="Arial" w:cs="Arial"/>
-          <w:sz w:val="22"/>
-          <w:szCs w:val="22"/>
-        </w:rPr>
-        <w:t xml:space="preserve"> [3 points]</w:t>
+        <w:t>Plot Annotation [3 points]</w:t>
       </w:r>
     </w:p>
     <w:p>
@@ -511,7 +370,7 @@
         <w:pStyle w:val="ListParagraph"/>
         <w:numPr>
           <w:ilvl w:val="0"/>
-          <w:numId w:val="3"/>
+          <w:numId w:val="2"/>
         </w:numPr>
         <w:rPr>
           <w:rFonts w:ascii="Arial" w:hAnsi="Arial" w:cs="Arial"/>
@@ -525,23 +384,305 @@
           <w:sz w:val="22"/>
           <w:szCs w:val="22"/>
         </w:rPr>
-        <w:t xml:space="preserve">Open-Ended </w:t>
-      </w:r>
-      <w:r>
-        <w:rPr>
-          <w:rFonts w:ascii="Arial" w:hAnsi="Arial" w:cs="Arial"/>
-          <w:sz w:val="22"/>
-          <w:szCs w:val="22"/>
-        </w:rPr>
-        <w:t xml:space="preserve">Compound Visualization </w:t>
-      </w:r>
-      <w:r>
-        <w:rPr>
-          <w:rFonts w:ascii="Arial" w:hAnsi="Arial" w:cs="Arial"/>
-          <w:sz w:val="22"/>
-          <w:szCs w:val="22"/>
-        </w:rPr>
-        <w:t>[3 points]</w:t>
+        <w:t>Visual Redesign [</w:t>
+      </w:r>
+      <w:r>
+        <w:rPr>
+          <w:rFonts w:ascii="Arial" w:hAnsi="Arial" w:cs="Arial"/>
+          <w:sz w:val="22"/>
+          <w:szCs w:val="22"/>
+        </w:rPr>
+        <w:t xml:space="preserve">4 </w:t>
+      </w:r>
+      <w:r>
+        <w:rPr>
+          <w:rFonts w:ascii="Arial" w:hAnsi="Arial" w:cs="Arial"/>
+          <w:sz w:val="22"/>
+          <w:szCs w:val="22"/>
+        </w:rPr>
+        <w:t>points]</w:t>
+      </w:r>
+    </w:p>
+    <w:p>
+      <w:pPr>
+        <w:rPr>
+          <w:rFonts w:ascii="Arial" w:hAnsi="Arial" w:cs="Arial"/>
+          <w:sz w:val="22"/>
+          <w:szCs w:val="22"/>
+        </w:rPr>
+      </w:pPr>
+    </w:p>
+    <w:p>
+      <w:pPr>
+        <w:rPr>
+          <w:rFonts w:ascii="Arial" w:hAnsi="Arial" w:cs="Arial"/>
+          <w:sz w:val="22"/>
+          <w:szCs w:val="22"/>
+        </w:rPr>
+      </w:pPr>
+      <w:r>
+        <w:rPr>
+          <w:rFonts w:ascii="Arial" w:hAnsi="Arial" w:cs="Arial"/>
+          <w:sz w:val="22"/>
+          <w:szCs w:val="22"/>
+        </w:rPr>
+        <w:t>At the end of your report, p</w:t>
+      </w:r>
+      <w:r>
+        <w:rPr>
+          <w:rFonts w:ascii="Arial" w:hAnsi="Arial" w:cs="Arial"/>
+          <w:sz w:val="22"/>
+          <w:szCs w:val="22"/>
+        </w:rPr>
+        <w:t>rovide</w:t>
+      </w:r>
+      <w:r>
+        <w:rPr>
+          <w:rFonts w:ascii="Arial" w:hAnsi="Arial" w:cs="Arial"/>
+          <w:sz w:val="22"/>
+          <w:szCs w:val="22"/>
+        </w:rPr>
+        <w:t xml:space="preserve"> </w:t>
+      </w:r>
+      <w:r>
+        <w:rPr>
+          <w:rFonts w:ascii="Arial" w:hAnsi="Arial" w:cs="Arial"/>
+          <w:sz w:val="22"/>
+          <w:szCs w:val="22"/>
+        </w:rPr>
+        <w:t>a paragraph</w:t>
+      </w:r>
+      <w:r>
+        <w:rPr>
+          <w:rFonts w:ascii="Arial" w:hAnsi="Arial" w:cs="Arial"/>
+          <w:sz w:val="22"/>
+          <w:szCs w:val="22"/>
+        </w:rPr>
+        <w:t xml:space="preserve"> describing</w:t>
+      </w:r>
+      <w:r>
+        <w:rPr>
+          <w:rFonts w:ascii="Arial" w:hAnsi="Arial" w:cs="Arial"/>
+          <w:sz w:val="22"/>
+          <w:szCs w:val="22"/>
+        </w:rPr>
+        <w:t xml:space="preserve"> challenges you encountered</w:t>
+      </w:r>
+      <w:r>
+        <w:rPr>
+          <w:rFonts w:ascii="Arial" w:hAnsi="Arial" w:cs="Arial"/>
+          <w:sz w:val="22"/>
+          <w:szCs w:val="22"/>
+        </w:rPr>
+        <w:t xml:space="preserve">, </w:t>
+      </w:r>
+      <w:r>
+        <w:rPr>
+          <w:rFonts w:ascii="Arial" w:hAnsi="Arial" w:cs="Arial"/>
+          <w:sz w:val="22"/>
+          <w:szCs w:val="22"/>
+        </w:rPr>
+        <w:t>materials you referred to</w:t>
+      </w:r>
+      <w:r>
+        <w:rPr>
+          <w:rFonts w:ascii="Arial" w:hAnsi="Arial" w:cs="Arial"/>
+          <w:sz w:val="22"/>
+          <w:szCs w:val="22"/>
+        </w:rPr>
+        <w:t xml:space="preserve"> </w:t>
+      </w:r>
+      <w:r>
+        <w:rPr>
+          <w:rFonts w:ascii="Arial" w:hAnsi="Arial" w:cs="Arial"/>
+          <w:sz w:val="22"/>
+          <w:szCs w:val="22"/>
+        </w:rPr>
+        <w:t>(</w:t>
+      </w:r>
+      <w:r>
+        <w:rPr>
+          <w:rFonts w:ascii="Arial" w:hAnsi="Arial" w:cs="Arial"/>
+          <w:sz w:val="22"/>
+          <w:szCs w:val="22"/>
+        </w:rPr>
+        <w:t>either</w:t>
+      </w:r>
+      <w:r>
+        <w:rPr>
+          <w:rFonts w:ascii="Arial" w:hAnsi="Arial" w:cs="Arial"/>
+          <w:sz w:val="22"/>
+          <w:szCs w:val="22"/>
+        </w:rPr>
+        <w:t xml:space="preserve"> provided by the course</w:t>
+      </w:r>
+      <w:r>
+        <w:rPr>
+          <w:rFonts w:ascii="Arial" w:hAnsi="Arial" w:cs="Arial"/>
+          <w:sz w:val="22"/>
+          <w:szCs w:val="22"/>
+        </w:rPr>
+        <w:t xml:space="preserve"> or </w:t>
+      </w:r>
+      <w:r>
+        <w:rPr>
+          <w:rFonts w:ascii="Arial" w:hAnsi="Arial" w:cs="Arial"/>
+          <w:sz w:val="22"/>
+          <w:szCs w:val="22"/>
+        </w:rPr>
+        <w:t xml:space="preserve">available </w:t>
+      </w:r>
+      <w:r>
+        <w:rPr>
+          <w:rFonts w:ascii="Arial" w:hAnsi="Arial" w:cs="Arial"/>
+          <w:sz w:val="22"/>
+          <w:szCs w:val="22"/>
+        </w:rPr>
+        <w:t>online</w:t>
+      </w:r>
+      <w:r>
+        <w:rPr>
+          <w:rFonts w:ascii="Arial" w:hAnsi="Arial" w:cs="Arial"/>
+          <w:sz w:val="22"/>
+          <w:szCs w:val="22"/>
+        </w:rPr>
+        <w:t>)</w:t>
+      </w:r>
+      <w:r>
+        <w:rPr>
+          <w:rFonts w:ascii="Arial" w:hAnsi="Arial" w:cs="Arial"/>
+          <w:sz w:val="22"/>
+          <w:szCs w:val="22"/>
+        </w:rPr>
+        <w:t>,</w:t>
+      </w:r>
+      <w:r>
+        <w:rPr>
+          <w:rFonts w:ascii="Arial" w:hAnsi="Arial" w:cs="Arial"/>
+          <w:sz w:val="22"/>
+          <w:szCs w:val="22"/>
+        </w:rPr>
+        <w:t xml:space="preserve"> </w:t>
+      </w:r>
+      <w:r>
+        <w:rPr>
+          <w:rFonts w:ascii="Arial" w:hAnsi="Arial" w:cs="Arial"/>
+          <w:sz w:val="22"/>
+          <w:szCs w:val="22"/>
+        </w:rPr>
+        <w:t>an</w:t>
+      </w:r>
+      <w:r>
+        <w:rPr>
+          <w:rFonts w:ascii="Arial" w:hAnsi="Arial" w:cs="Arial"/>
+          <w:sz w:val="22"/>
+          <w:szCs w:val="22"/>
+        </w:rPr>
+        <w:t>d</w:t>
+      </w:r>
+      <w:r>
+        <w:rPr>
+          <w:rFonts w:ascii="Arial" w:hAnsi="Arial" w:cs="Arial"/>
+          <w:sz w:val="22"/>
+          <w:szCs w:val="22"/>
+        </w:rPr>
+        <w:t xml:space="preserve"> examples of </w:t>
+      </w:r>
+      <w:r>
+        <w:rPr>
+          <w:rFonts w:ascii="Arial" w:hAnsi="Arial" w:cs="Arial"/>
+          <w:sz w:val="22"/>
+          <w:szCs w:val="22"/>
+        </w:rPr>
+        <w:t xml:space="preserve">generative </w:t>
+      </w:r>
+      <w:r>
+        <w:rPr>
+          <w:rFonts w:ascii="Arial" w:hAnsi="Arial" w:cs="Arial"/>
+          <w:sz w:val="22"/>
+          <w:szCs w:val="22"/>
+        </w:rPr>
+        <w:t>AI prompt</w:t>
+      </w:r>
+      <w:r>
+        <w:rPr>
+          <w:rFonts w:ascii="Arial" w:hAnsi="Arial" w:cs="Arial"/>
+          <w:sz w:val="22"/>
+          <w:szCs w:val="22"/>
+        </w:rPr>
+        <w:t>s</w:t>
+      </w:r>
+      <w:r>
+        <w:rPr>
+          <w:rFonts w:ascii="Arial" w:hAnsi="Arial" w:cs="Arial"/>
+          <w:sz w:val="22"/>
+          <w:szCs w:val="22"/>
+        </w:rPr>
+        <w:t xml:space="preserve"> you</w:t>
+      </w:r>
+      <w:r>
+        <w:rPr>
+          <w:rFonts w:ascii="Arial" w:hAnsi="Arial" w:cs="Arial"/>
+          <w:sz w:val="22"/>
+          <w:szCs w:val="22"/>
+        </w:rPr>
+        <w:t xml:space="preserve"> used in either</w:t>
+      </w:r>
+      <w:r>
+        <w:rPr>
+          <w:rFonts w:ascii="Arial" w:hAnsi="Arial" w:cs="Arial"/>
+          <w:sz w:val="22"/>
+          <w:szCs w:val="22"/>
+        </w:rPr>
+        <w:t xml:space="preserve"> for implementing or critiquing your</w:t>
+      </w:r>
+      <w:r>
+        <w:rPr>
+          <w:rFonts w:ascii="Arial" w:hAnsi="Arial" w:cs="Arial"/>
+          <w:sz w:val="22"/>
+          <w:szCs w:val="22"/>
+        </w:rPr>
+        <w:t xml:space="preserve"> visualizations</w:t>
+      </w:r>
+      <w:r>
+        <w:rPr>
+          <w:rFonts w:ascii="Arial" w:hAnsi="Arial" w:cs="Arial"/>
+          <w:sz w:val="22"/>
+          <w:szCs w:val="22"/>
+        </w:rPr>
+        <w:t>.</w:t>
+      </w:r>
+      <w:r>
+        <w:rPr>
+          <w:rFonts w:ascii="Arial" w:hAnsi="Arial" w:cs="Arial"/>
+          <w:sz w:val="22"/>
+          <w:szCs w:val="22"/>
+        </w:rPr>
+        <w:t xml:space="preserve"> </w:t>
+      </w:r>
+      <w:r>
+        <w:rPr>
+          <w:rFonts w:ascii="Arial" w:hAnsi="Arial" w:cs="Arial"/>
+          <w:sz w:val="22"/>
+          <w:szCs w:val="22"/>
+        </w:rPr>
+        <w:t xml:space="preserve">This will not be graded. We simply want to gather information </w:t>
+      </w:r>
+      <w:r>
+        <w:rPr>
+          <w:rFonts w:ascii="Arial" w:hAnsi="Arial" w:cs="Arial"/>
+          <w:sz w:val="22"/>
+          <w:szCs w:val="22"/>
+        </w:rPr>
+        <w:t>so we can</w:t>
+      </w:r>
+      <w:r>
+        <w:rPr>
+          <w:rFonts w:ascii="Arial" w:hAnsi="Arial" w:cs="Arial"/>
+          <w:sz w:val="22"/>
+          <w:szCs w:val="22"/>
+        </w:rPr>
+        <w:t xml:space="preserve"> refine teaching materials.</w:t>
       </w:r>
     </w:p>
     <w:p>
@@ -654,31 +795,7 @@
           <w:sz w:val="22"/>
           <w:szCs w:val="22"/>
         </w:rPr>
-        <w:t>should go beyond defaults show critical thinking</w:t>
-      </w:r>
-      <w:r>
-        <w:rPr>
-          <w:rFonts w:ascii="Arial" w:hAnsi="Arial" w:cs="Arial"/>
-          <w:sz w:val="22"/>
-          <w:szCs w:val="22"/>
-        </w:rPr>
-        <w:t xml:space="preserve">, and guide </w:t>
-      </w:r>
-      <w:r>
-        <w:rPr>
-          <w:rFonts w:ascii="Arial" w:hAnsi="Arial" w:cs="Arial"/>
-          <w:sz w:val="22"/>
-          <w:szCs w:val="22"/>
-        </w:rPr>
-        <w:t>viewer</w:t>
-      </w:r>
-      <w:r>
-        <w:rPr>
-          <w:rFonts w:ascii="Arial" w:hAnsi="Arial" w:cs="Arial"/>
-          <w:sz w:val="22"/>
-          <w:szCs w:val="22"/>
-        </w:rPr>
-        <w:t>s</w:t>
+        <w:t>should go beyond defaults show critical thinking, and guide viewers towards meaningful takeaways.</w:t>
       </w:r>
       <w:r>
         <w:rPr>
@@ -694,79 +811,7 @@
           <w:sz w:val="22"/>
           <w:szCs w:val="22"/>
         </w:rPr>
-        <w:t xml:space="preserve">towards meaningful </w:t>
-      </w:r>
-      <w:r>
-        <w:rPr>
-          <w:rFonts w:ascii="Arial" w:hAnsi="Arial" w:cs="Arial"/>
-          <w:sz w:val="22"/>
-          <w:szCs w:val="22"/>
-        </w:rPr>
-        <w:t>takeawa</w:t>
-      </w:r>
-      <w:r>
-        <w:rPr>
-          <w:rFonts w:ascii="Arial" w:hAnsi="Arial" w:cs="Arial"/>
-          <w:sz w:val="22"/>
-          <w:szCs w:val="22"/>
-        </w:rPr>
-        <w:t>ys.</w:t>
-      </w:r>
-      <w:r>
-        <w:rPr>
-          <w:rFonts w:ascii="Arial" w:hAnsi="Arial" w:cs="Arial"/>
-          <w:sz w:val="22"/>
-          <w:szCs w:val="22"/>
-        </w:rPr>
-        <w:t xml:space="preserve"> </w:t>
-      </w:r>
-      <w:r>
-        <w:rPr>
-          <w:rFonts w:ascii="Arial" w:hAnsi="Arial" w:cs="Arial"/>
-          <w:sz w:val="22"/>
-          <w:szCs w:val="22"/>
-        </w:rPr>
-        <w:t>Plots</w:t>
-      </w:r>
-      <w:r>
-        <w:rPr>
-          <w:rFonts w:ascii="Arial" w:hAnsi="Arial" w:cs="Arial"/>
-          <w:sz w:val="22"/>
-          <w:szCs w:val="22"/>
-        </w:rPr>
-        <w:t xml:space="preserve"> that show minimum effort</w:t>
-      </w:r>
-      <w:r>
-        <w:rPr>
-          <w:rFonts w:ascii="Arial" w:hAnsi="Arial" w:cs="Arial"/>
-          <w:sz w:val="22"/>
-          <w:szCs w:val="22"/>
-        </w:rPr>
-        <w:t xml:space="preserve"> or </w:t>
-      </w:r>
-      <w:r>
-        <w:rPr>
-          <w:rFonts w:ascii="Arial" w:hAnsi="Arial" w:cs="Arial"/>
-          <w:sz w:val="22"/>
-          <w:szCs w:val="22"/>
-        </w:rPr>
-        <w:t>make choices that hinder the viewer</w:t>
-      </w:r>
-      <w:r>
-        <w:rPr>
-          <w:rFonts w:ascii="Arial" w:hAnsi="Arial" w:cs="Arial"/>
-          <w:sz w:val="22"/>
-          <w:szCs w:val="22"/>
-        </w:rPr>
-        <w:t xml:space="preserve"> </w:t>
-      </w:r>
-      <w:r>
-        <w:rPr>
-          <w:rFonts w:ascii="Arial" w:hAnsi="Arial" w:cs="Arial"/>
-          <w:sz w:val="22"/>
-          <w:szCs w:val="22"/>
-        </w:rPr>
-        <w:t>will be</w:t>
+        <w:t>Plots that show minimum effort or make choices that hinder the viewer will be</w:t>
       </w:r>
       <w:r>
         <w:rPr>
@@ -814,15 +859,7 @@
           <w:sz w:val="22"/>
           <w:szCs w:val="22"/>
         </w:rPr>
-        <w:t>themes, and colors</w:t>
-      </w:r>
-      <w:r>
-        <w:rPr>
-          <w:rFonts w:ascii="Arial" w:hAnsi="Arial" w:cs="Arial"/>
-          <w:sz w:val="22"/>
-          <w:szCs w:val="22"/>
-        </w:rPr>
-        <w:t>)</w:t>
+        <w:t>themes, and colors)</w:t>
       </w:r>
       <w:r>
         <w:rPr>
@@ -956,7 +993,23 @@
           <w:sz w:val="22"/>
           <w:szCs w:val="22"/>
         </w:rPr>
-        <w:t>. Writing should draw organically from one’s own experiences, opinions, or relevant sources.</w:t>
+        <w:t>.</w:t>
+      </w:r>
+      <w:r>
+        <w:rPr>
+          <w:rFonts w:ascii="Arial" w:hAnsi="Arial" w:cs="Arial"/>
+          <w:sz w:val="22"/>
+          <w:szCs w:val="22"/>
+        </w:rPr>
+        <w:t xml:space="preserve"> Writing should be direct, honest, and critical</w:t>
+      </w:r>
+      <w:r>
+        <w:rPr>
+          <w:rFonts w:ascii="Arial" w:hAnsi="Arial" w:cs="Arial"/>
+          <w:sz w:val="22"/>
+          <w:szCs w:val="22"/>
+        </w:rPr>
+        <w:t>, making sure to refer to sources as needed.</w:t>
       </w:r>
     </w:p>
     <w:p>
@@ -1005,7 +1058,39 @@
           <w:sz w:val="22"/>
           <w:szCs w:val="22"/>
         </w:rPr>
-        <w:t>. Please take care to ensure that in your knitted .html file, we can clearly identify where each problem starts and ends, and things like R warnings and messages are hidden.</w:t>
+        <w:t>. Please take care to ensure that in your .html</w:t>
+      </w:r>
+      <w:r>
+        <w:rPr>
+          <w:rFonts w:ascii="Arial" w:hAnsi="Arial" w:cs="Arial"/>
+          <w:sz w:val="22"/>
+          <w:szCs w:val="22"/>
+        </w:rPr>
+        <w:t xml:space="preserve"> submission</w:t>
+      </w:r>
+      <w:r>
+        <w:rPr>
+          <w:rFonts w:ascii="Arial" w:hAnsi="Arial" w:cs="Arial"/>
+          <w:sz w:val="22"/>
+          <w:szCs w:val="22"/>
+        </w:rPr>
+        <w:t xml:space="preserve">, we can clearly identify where each problem starts and ends and </w:t>
+      </w:r>
+      <w:r>
+        <w:rPr>
+          <w:rFonts w:ascii="Arial" w:hAnsi="Arial" w:cs="Arial"/>
+          <w:sz w:val="22"/>
+          <w:szCs w:val="22"/>
+        </w:rPr>
+        <w:t xml:space="preserve">that </w:t>
+      </w:r>
+      <w:r>
+        <w:rPr>
+          <w:rFonts w:ascii="Arial" w:hAnsi="Arial" w:cs="Arial"/>
+          <w:sz w:val="22"/>
+          <w:szCs w:val="22"/>
+        </w:rPr>
+        <w:t>warnings and messages are hidden.</w:t>
       </w:r>
       <w:r>
         <w:rPr>
@@ -1028,14 +1113,20 @@
       <w:r>
         <w:rPr>
           <w:rStyle w:val="Strong"/>
-        </w:rPr>
-        <w:t xml:space="preserve"> sure your</w:t>
+          <w:rFonts w:ascii="Arial" w:hAnsi="Arial" w:cs="Arial"/>
+          <w:sz w:val="22"/>
+          <w:szCs w:val="22"/>
+        </w:rPr>
+        <w:t xml:space="preserve"> sure your code and visualizations are visible in your .html file BEFORE you submit</w:t>
       </w:r>
       <w:r>
         <w:rPr>
           <w:rStyle w:val="Strong"/>
-        </w:rPr>
-        <w:t xml:space="preserve"> code and visualizations are visible in your .html file BEFORE you submit!</w:t>
+          <w:rFonts w:ascii="Arial" w:hAnsi="Arial" w:cs="Arial"/>
+          <w:sz w:val="22"/>
+          <w:szCs w:val="22"/>
+        </w:rPr>
+        <w:t>.</w:t>
       </w:r>
     </w:p>
     <w:sectPr>
@@ -1049,7 +1140,7 @@
 </file>
 
 <file path=word/numbering.xml><?xml version="1.0" encoding="utf-8"?>
-<w:numbering xmlns:wpc="http://schemas.microsoft.com/office/word/2010/wordprocessingCanvas" xmlns:cx="http://schemas.microsoft.com/office/drawing/2014/chartex" xmlns:cx1="http://schemas.microsoft.com/office/drawing/2015/9/8/chartex" xmlns:cx2="http://schemas.microsoft.com/office/drawing/2015/10/21/chartex" xmlns:cx3="http://schemas.microsoft.com/office/drawing/2016/5/9/chartex" xmlns:cx4="http://schemas.microsoft.com/office/drawing/2016/5/10/chartex" xmlns:cx5="http://schemas.microsoft.com/office/drawing/2016/5/11/chartex" xmlns:cx6="http://schemas.microsoft.com/office/drawing/2016/5/12/chartex" xmlns:cx7="http://schemas.microsoft.com/office/drawing/2016/5/13/chartex" xmlns:cx8="http://schemas.microsoft.com/office/drawing/2016/5/14/chartex" xmlns:mc="http://schemas.openxmlformats.org/markup-compatibility/2006" xmlns:aink="http://schemas.microsoft.com/office/drawing/2016/ink" xmlns:am3d="http://schemas.microsoft.com/office/drawing/2017/model3d" xmlns:o="urn:schemas-microsoft-com:office:office" xmlns:oel="http://schemas.microsoft.com/office/2019/extlst" xmlns:r="http://schemas.openxmlformats.org/officeDocument/2006/relationships" xmlns:m="http://schemas.openxmlformats.org/officeDocument/2006/math" xmlns:v="urn:schemas-microsoft-com:vml" xmlns:wp14="http://schemas.microsoft.com/office/word/2010/wordprocessingDrawing" xmlns:wp="http://schemas.openxmlformats.org/drawingml/2006/wordprocessingDrawing" xmlns:w10="urn:schemas-microsoft-com:office:word" xmlns:w="http://schemas.openxmlformats.org/wordprocessingml/2006/main" xmlns:w14="http://schemas.microsoft.com/office/word/2010/wordml" xmlns:w15="http://schemas.microsoft.com/office/word/2012/wordml" xmlns:w16cex="http://schemas.microsoft.com/office/word/2018/wordml/cex" xmlns:w16cid="http://schemas.microsoft.com/office/word/2016/wordml/cid" xmlns:w16="http://schemas.microsoft.com/office/word/2018/wordml" xmlns:w16du="http://schemas.microsoft.com/office/word/2023/wordml/word16du" xmlns:w16sdtdh="http://schemas.microsoft.com/office/word/2020/wordml/sdtdatahash" xmlns:w16sdtfl="http://schemas.microsoft.com/office/word/2024/wordml/sdtformatlock" xmlns:w16se="http://schemas.microsoft.com/office/word/2015/wordml/symex" xmlns:wpg="http://schemas.microsoft.com/office/word/2010/wordprocessingGroup" xmlns:wpi="http://schemas.microsoft.com/office/word/2010/wordprocessingInk" xmlns:wne="http://schemas.microsoft.com/office/word/2006/wordml" xmlns:wps="http://schemas.microsoft.com/office/word/2010/wordprocessingShape" mc:Ignorable="w14 w15 w16se w16cid w16 w16cex w16sdtdh w16sdtfl w16du wp14">
+<w:numbering xmlns:wpc="http://schemas.microsoft.com/office/word/2010/wordprocessingCanvas" xmlns:cx="http://schemas.microsoft.com/office/drawing/2014/chartex" xmlns:cx1="http://schemas.microsoft.com/office/drawing/2015/9/8/chartex" xmlns:cx2="http://schemas.microsoft.com/office/drawing/2015/10/21/chartex" xmlns:cx3="http://schemas.microsoft.com/office/drawing/2016/5/9/chartex" xmlns:cx4="http://schemas.microsoft.com/office/drawing/2016/5/10/chartex" xmlns:cx5="http://schemas.microsoft.com/office/drawing/2016/5/11/chartex" xmlns:cx6="http://schemas.microsoft.com/office/drawing/2016/5/12/chartex" xmlns:cx7="http://schemas.microsoft.com/office/drawing/2016/5/13/chartex" xmlns:cx8="http://schemas.microsoft.com/office/drawing/2016/5/14/chartex" xmlns:mc="http://schemas.openxmlformats.org/markup-compatibility/2006" xmlns:m="http://schemas.openxmlformats.org/officeDocument/2006/math" xmlns:aink="http://schemas.microsoft.com/office/drawing/2016/ink" xmlns:am3d="http://schemas.microsoft.com/office/drawing/2017/model3d" xmlns:oel="http://schemas.microsoft.com/office/2019/extlst" xmlns:r="http://schemas.openxmlformats.org/officeDocument/2006/relationships" xmlns:wp14="http://schemas.microsoft.com/office/word/2010/wordprocessingDrawing" xmlns:wp="http://schemas.openxmlformats.org/drawingml/2006/wordprocessingDrawing" xmlns:wpg="http://schemas.microsoft.com/office/word/2010/wordprocessingGroup" xmlns:wpi="http://schemas.microsoft.com/office/word/2010/wordprocessingInk" xmlns:wps="http://schemas.microsoft.com/office/word/2010/wordprocessingShape" xmlns:o="urn:schemas-microsoft-com:office:office" xmlns:v="urn:schemas-microsoft-com:vml" xmlns:w10="urn:schemas-microsoft-com:office:word" xmlns:w="http://schemas.openxmlformats.org/wordprocessingml/2006/main" xmlns:w14="http://schemas.microsoft.com/office/word/2010/wordml" xmlns:w15="http://schemas.microsoft.com/office/word/2012/wordml" xmlns:w16cex="http://schemas.microsoft.com/office/word/2018/wordml/cex" xmlns:w16cid="http://schemas.microsoft.com/office/word/2016/wordml/cid" xmlns:w16="http://schemas.microsoft.com/office/word/2018/wordml" xmlns:w16sdtdh="http://schemas.microsoft.com/office/word/2020/wordml/sdtdatahash" xmlns:w16sdtfl="http://schemas.microsoft.com/office/word/2024/wordml/sdtformatlock" xmlns:w16se="http://schemas.microsoft.com/office/word/2015/wordml/symex" xmlns:w16du="http://schemas.microsoft.com/office/word/2023/wordml/word16du" xmlns:wne="http://schemas.microsoft.com/office/word/2006/wordml" mc:Ignorable="w14 w15 w16se w16cid w16 w16cex w16sdtdh w16sdtfl w16du wp14">
   <w:abstractNum w:abstractNumId="0" w15:restartNumberingAfterBreak="0">
     <w:nsid w:val="07CC417B"/>
     <w:multiLevelType w:val="multilevel"/>
@@ -1463,16 +1554,17 @@
   <w:abstractNum w:abstractNumId="3" w15:restartNumberingAfterBreak="0">
     <w:nsid w:val="5E7B5DBA"/>
     <w:multiLevelType w:val="hybridMultilevel"/>
-    <w:tmpl w:val="E68623A0"/>
-    <w:lvl w:ilvl="0" w:tplc="74322F96">
-      <w:numFmt w:val="bullet"/>
-      <w:lvlText w:val=""/>
+    <w:tmpl w:val="FEC221D2"/>
+    <w:lvl w:ilvl="0" w:tplc="C1C0546A">
+      <w:start w:val="1"/>
+      <w:numFmt w:val="decimal"/>
+      <w:lvlText w:val="%1."/>
       <w:lvlJc w:val="left"/>
       <w:pPr>
         <w:ind w:left="720" w:hanging="360"/>
       </w:pPr>
       <w:rPr>
-        <w:rFonts w:ascii="Symbol" w:eastAsiaTheme="minorHAnsi" w:hAnsi="Symbol" w:cstheme="minorBidi" w:hint="default"/>
+        <w:rFonts w:ascii="Arial" w:eastAsiaTheme="minorHAnsi" w:hAnsi="Arial" w:cs="Arial"/>
       </w:rPr>
     </w:lvl>
     <w:lvl w:ilvl="1" w:tplc="04090003" w:tentative="1">
@@ -1703,7 +1795,7 @@
 </file>
 
 <file path=word/styles.xml><?xml version="1.0" encoding="utf-8"?>
-<w:styles xmlns:mc="http://schemas.openxmlformats.org/markup-compatibility/2006" xmlns:r="http://schemas.openxmlformats.org/officeDocument/2006/relationships" xmlns:w="http://schemas.openxmlformats.org/wordprocessingml/2006/main" xmlns:w14="http://schemas.microsoft.com/office/word/2010/wordml" xmlns:w15="http://schemas.microsoft.com/office/word/2012/wordml" xmlns:w16cex="http://schemas.microsoft.com/office/word/2018/wordml/cex" xmlns:w16cid="http://schemas.microsoft.com/office/word/2016/wordml/cid" xmlns:w16="http://schemas.microsoft.com/office/word/2018/wordml" xmlns:w16du="http://schemas.microsoft.com/office/word/2023/wordml/word16du" xmlns:w16sdtdh="http://schemas.microsoft.com/office/word/2020/wordml/sdtdatahash" xmlns:w16sdtfl="http://schemas.microsoft.com/office/word/2024/wordml/sdtformatlock" xmlns:w16se="http://schemas.microsoft.com/office/word/2015/wordml/symex" mc:Ignorable="w14 w15 w16se w16cid w16 w16cex w16sdtdh w16sdtfl w16du">
+<w:styles xmlns:mc="http://schemas.openxmlformats.org/markup-compatibility/2006" xmlns:r="http://schemas.openxmlformats.org/officeDocument/2006/relationships" xmlns:w="http://schemas.openxmlformats.org/wordprocessingml/2006/main" xmlns:w14="http://schemas.microsoft.com/office/word/2010/wordml" xmlns:w15="http://schemas.microsoft.com/office/word/2012/wordml" xmlns:w16cex="http://schemas.microsoft.com/office/word/2018/wordml/cex" xmlns:w16cid="http://schemas.microsoft.com/office/word/2016/wordml/cid" xmlns:w16="http://schemas.microsoft.com/office/word/2018/wordml" xmlns:w16sdtdh="http://schemas.microsoft.com/office/word/2020/wordml/sdtdatahash" xmlns:w16sdtfl="http://schemas.microsoft.com/office/word/2024/wordml/sdtformatlock" xmlns:w16se="http://schemas.microsoft.com/office/word/2015/wordml/symex" xmlns:w16du="http://schemas.microsoft.com/office/word/2023/wordml/word16du" mc:Ignorable="w14 w15 w16se w16cid w16 w16cex w16sdtdh w16sdtfl w16du">
   <w:docDefaults>
     <w:rPrDefault>
       <w:rPr>

--- a/exercises/hw1.docx
+++ b/exercises/hw1.docx
@@ -86,50 +86,7 @@
           <w:sz w:val="22"/>
           <w:szCs w:val="22"/>
         </w:rPr>
-        <w:t>Pr</w:t>
-      </w:r>
-      <w:r>
-        <w:rPr>
-          <w:rFonts w:ascii="Arial" w:hAnsi="Arial" w:cs="Arial"/>
-          <w:sz w:val="22"/>
-          <w:szCs w:val="22"/>
-        </w:rPr>
-        <w:t xml:space="preserve">oblem descriptions are </w:t>
-      </w:r>
-      <w:r>
-        <w:rPr>
-          <w:rFonts w:ascii="Arial" w:hAnsi="Arial" w:cs="Arial"/>
-          <w:sz w:val="22"/>
-          <w:szCs w:val="22"/>
-        </w:rPr>
-        <w:t xml:space="preserve">given </w:t>
-      </w:r>
-      <w:r>
-        <w:rPr>
-          <w:rFonts w:ascii="Arial" w:hAnsi="Arial" w:cs="Arial"/>
-          <w:sz w:val="22"/>
-          <w:szCs w:val="22"/>
-        </w:rPr>
-        <w:t xml:space="preserve">in the class </w:t>
-      </w:r>
-      <w:hyperlink r:id="rId5" w:history="1">
-        <w:r>
-          <w:rPr>
-            <w:rStyle w:val="Hyperlink"/>
-            <w:rFonts w:ascii="Arial" w:hAnsi="Arial" w:cs="Arial"/>
-            <w:sz w:val="22"/>
-            <w:szCs w:val="22"/>
-          </w:rPr>
-          <w:t>exercise sheet</w:t>
-        </w:r>
-      </w:hyperlink>
-      <w:r>
-        <w:rPr>
-          <w:rFonts w:ascii="Arial" w:hAnsi="Arial" w:cs="Arial"/>
-          <w:sz w:val="22"/>
-          <w:szCs w:val="22"/>
-        </w:rPr>
-        <w:t>.</w:t>
+        <w:t>Problem descriptions are given in the exercise sheet on the canvas modules page.</w:t>
       </w:r>
     </w:p>
     <w:p>
@@ -554,15 +511,7 @@
           <w:sz w:val="22"/>
           <w:szCs w:val="22"/>
         </w:rPr>
-        <w:t>,</w:t>
-      </w:r>
-      <w:r>
-        <w:rPr>
-          <w:rFonts w:ascii="Arial" w:hAnsi="Arial" w:cs="Arial"/>
-          <w:sz w:val="22"/>
-          <w:szCs w:val="22"/>
-        </w:rPr>
-        <w:t xml:space="preserve"> </w:t>
+        <w:t xml:space="preserve">, </w:t>
       </w:r>
       <w:r>
         <w:rPr>
@@ -586,39 +535,7 @@
           <w:sz w:val="22"/>
           <w:szCs w:val="22"/>
         </w:rPr>
-        <w:t xml:space="preserve"> examples of </w:t>
-      </w:r>
-      <w:r>
-        <w:rPr>
-          <w:rFonts w:ascii="Arial" w:hAnsi="Arial" w:cs="Arial"/>
-          <w:sz w:val="22"/>
-          <w:szCs w:val="22"/>
-        </w:rPr>
-        <w:t xml:space="preserve">generative </w:t>
-      </w:r>
-      <w:r>
-        <w:rPr>
-          <w:rFonts w:ascii="Arial" w:hAnsi="Arial" w:cs="Arial"/>
-          <w:sz w:val="22"/>
-          <w:szCs w:val="22"/>
-        </w:rPr>
-        <w:t>AI prompt</w:t>
-      </w:r>
-      <w:r>
-        <w:rPr>
-          <w:rFonts w:ascii="Arial" w:hAnsi="Arial" w:cs="Arial"/>
-          <w:sz w:val="22"/>
-          <w:szCs w:val="22"/>
-        </w:rPr>
-        <w:t>s</w:t>
-      </w:r>
-      <w:r>
-        <w:rPr>
-          <w:rFonts w:ascii="Arial" w:hAnsi="Arial" w:cs="Arial"/>
-          <w:sz w:val="22"/>
-          <w:szCs w:val="22"/>
-        </w:rPr>
-        <w:t xml:space="preserve"> you</w:t>
+        <w:t xml:space="preserve"> examples of generative AI prompts you</w:t>
       </w:r>
       <w:r>
         <w:rPr>
@@ -658,15 +575,7 @@
           <w:sz w:val="22"/>
           <w:szCs w:val="22"/>
         </w:rPr>
-        <w:t xml:space="preserve"> </w:t>
-      </w:r>
-      <w:r>
-        <w:rPr>
-          <w:rFonts w:ascii="Arial" w:hAnsi="Arial" w:cs="Arial"/>
-          <w:sz w:val="22"/>
-          <w:szCs w:val="22"/>
-        </w:rPr>
-        <w:t xml:space="preserve">This will not be graded. We simply want to gather information </w:t>
+        <w:t xml:space="preserve"> This will not be graded. We simply want to gather information </w:t>
       </w:r>
       <w:r>
         <w:rPr>

--- a/exercises/hw1.docx
+++ b/exercises/hw1.docx
@@ -213,7 +213,23 @@
           <w:sz w:val="22"/>
           <w:szCs w:val="22"/>
         </w:rPr>
-        <w:t xml:space="preserve"> [</w:t>
+        <w:t xml:space="preserve"> </w:t>
+      </w:r>
+      <w:r>
+        <w:rPr>
+          <w:rFonts w:ascii="Arial" w:hAnsi="Arial" w:cs="Arial"/>
+          <w:sz w:val="22"/>
+          <w:szCs w:val="22"/>
+        </w:rPr>
+        <w:t xml:space="preserve">(only parts a – b) </w:t>
+      </w:r>
+      <w:r>
+        <w:rPr>
+          <w:rFonts w:ascii="Arial" w:hAnsi="Arial" w:cs="Arial"/>
+          <w:sz w:val="22"/>
+          <w:szCs w:val="22"/>
+        </w:rPr>
+        <w:t>[</w:t>
       </w:r>
       <w:r>
         <w:rPr>
